--- a/templates/论文.docx
+++ b/templates/论文.docx
@@ -185,6 +185,47 @@
           <w:b w:val="0"/>
           <w:sz w:val="24"/>
         </w:rPr>
+        <w:t>{%p for paragraph in chapter.paragraphs %}</w:t>
+      </w:r>
+    </w:p>
+    <w:p>
+      <w:pPr>
+        <w:spacing w:line="360" w:lineRule="exact" w:before="0" w:after="0"/>
+        <w:jc w:val="both"/>
+        <w:ind w:firstLineChars="200" w:firstLine="480"/>
+      </w:pPr>
+      <w:r>
+        <w:rPr>
+          <w:rFonts w:ascii="Times New Roman" w:hAnsi="Times New Roman" w:eastAsia="宋体"/>
+          <w:b w:val="0"/>
+          <w:sz w:val="24"/>
+        </w:rPr>
+        <w:t>{{ paragraph }}</w:t>
+      </w:r>
+    </w:p>
+    <w:p>
+      <w:pPr>
+        <w:spacing w:line="360" w:lineRule="exact" w:before="0" w:after="0"/>
+      </w:pPr>
+      <w:r>
+        <w:rPr>
+          <w:rFonts w:ascii="Times New Roman" w:hAnsi="Times New Roman" w:eastAsia="宋体"/>
+          <w:b w:val="0"/>
+          <w:sz w:val="24"/>
+        </w:rPr>
+        <w:t>{%p endfor %}</w:t>
+      </w:r>
+    </w:p>
+    <w:p>
+      <w:pPr>
+        <w:spacing w:line="360" w:lineRule="exact" w:before="0" w:after="0"/>
+      </w:pPr>
+      <w:r>
+        <w:rPr>
+          <w:rFonts w:ascii="Times New Roman" w:hAnsi="Times New Roman" w:eastAsia="宋体"/>
+          <w:b w:val="0"/>
+          <w:sz w:val="24"/>
+        </w:rPr>
         <w:t>{%p for section in chapter.sections %}</w:t>
       </w:r>
     </w:p>
@@ -199,6 +240,47 @@
           <w:sz w:val="28"/>
         </w:rPr>
         <w:t>{{ section.heading }}</w:t>
+      </w:r>
+    </w:p>
+    <w:p>
+      <w:pPr>
+        <w:spacing w:line="360" w:lineRule="exact" w:before="0" w:after="0"/>
+      </w:pPr>
+      <w:r>
+        <w:rPr>
+          <w:rFonts w:ascii="Times New Roman" w:hAnsi="Times New Roman" w:eastAsia="宋体"/>
+          <w:b w:val="0"/>
+          <w:sz w:val="24"/>
+        </w:rPr>
+        <w:t>{%p for paragraph in section.paragraphs %}</w:t>
+      </w:r>
+    </w:p>
+    <w:p>
+      <w:pPr>
+        <w:spacing w:line="360" w:lineRule="exact" w:before="0" w:after="0"/>
+        <w:jc w:val="both"/>
+        <w:ind w:firstLineChars="200" w:firstLine="480"/>
+      </w:pPr>
+      <w:r>
+        <w:rPr>
+          <w:rFonts w:ascii="Times New Roman" w:hAnsi="Times New Roman" w:eastAsia="宋体"/>
+          <w:b w:val="0"/>
+          <w:sz w:val="24"/>
+        </w:rPr>
+        <w:t>{{ paragraph }}</w:t>
+      </w:r>
+    </w:p>
+    <w:p>
+      <w:pPr>
+        <w:spacing w:line="360" w:lineRule="exact" w:before="0" w:after="0"/>
+      </w:pPr>
+      <w:r>
+        <w:rPr>
+          <w:rFonts w:ascii="Times New Roman" w:hAnsi="Times New Roman" w:eastAsia="宋体"/>
+          <w:b w:val="0"/>
+          <w:sz w:val="24"/>
+        </w:rPr>
+        <w:t>{%p endfor %}</w:t>
       </w:r>
     </w:p>
     <w:p>
@@ -24521,16 +24603,4 @@
   </a:objectDefaults>
   <a:extraClrSchemeLst/>
 </a:theme>
-</file>
-
-<file path=customXml/item1.xml><?xml version="1.0" encoding="utf-8"?>
-<b:Sources xmlns:b="http://schemas.openxmlformats.org/officeDocument/2006/bibliography" xmlns="http://schemas.openxmlformats.org/officeDocument/2006/bibliography" SelectedStyle="/APA.XSL" StyleName="APA"/>
-</file>
-
-<file path=customXml/itemProps1.xml><?xml version="1.0" encoding="utf-8"?>
-<ds:datastoreItem xmlns:ds="http://schemas.openxmlformats.org/officeDocument/2006/customXml" ds:itemID="{EF278816-EC6F-A645-907D-7F25AECB1D4A}">
-  <ds:schemaRefs>
-    <ds:schemaRef ds:uri="http://schemas.openxmlformats.org/officeDocument/2006/bibliography"/>
-  </ds:schemaRefs>
-</ds:datastoreItem>
 </file>